--- a/src/6.Report/Rep33019842.OfferLetterPersonalLoan.docx
+++ b/src/6.Report/Rep33019842.OfferLetterPersonalLoan.docx
@@ -103,12 +103,12 @@
             <w:szCs w:val="20"/>
           </w:rPr>
           <w:alias w:val="#Nav: /Employee_Loan_Advance/TodayDate"/>
-          <w:tag w:val="#Nav: Offer_Letter_Personal_Loan/33019842"/>
+          <w:tag w:val="#Nav: Offer_Letter_Personal_Loan/50041"/>
           <w:id w:val="1394625680"/>
           <w:placeholder>
             <w:docPart w:val="DefaultPlaceholder_1081868574"/>
           </w:placeholder>
-          <w:dataBinding w:prefixMappings="xmlns:ns0='urn:microsoft-dynamics-nav/reports/Offer_Letter_Personal_Loan/33019842/'" w:xpath="/ns0:NavWordReportXmlPart[1]/ns0:Employee_Loan_Advance[1]/ns0:TodayDate[1]" w:storeItemID="{8DF3BAD1-3F88-44BC-8A1C-343119BF22B0}"/>
+          <w:dataBinding w:prefixMappings="xmlns:ns0='urn:microsoft-dynamics-nav/reports/Offer_Letter_Personal_Loan/50041/'" w:xpath="/ns0:NavWordReportXmlPart[1]/ns0:Employee_Loan_Advance[1]/ns0:TodayDate[1]" w:storeItemID="{8DF3BAD1-3F88-44BC-8A1C-343119BF22B0}"/>
           <w:text/>
         </w:sdtPr>
         <w:sdtEndPr/>
@@ -137,12 +137,12 @@
           <w:szCs w:val="20"/>
         </w:rPr>
         <w:alias w:val="#Nav: /Employee_Loan_Advance/EmployeeName"/>
-        <w:tag w:val="#Nav: Offer_Letter_Personal_Loan/33019842"/>
+        <w:tag w:val="#Nav: Offer_Letter_Personal_Loan/50041"/>
         <w:id w:val="1685789631"/>
         <w:placeholder>
           <w:docPart w:val="DefaultPlaceholder_1081868574"/>
         </w:placeholder>
-        <w:dataBinding w:prefixMappings="xmlns:ns0='urn:microsoft-dynamics-nav/reports/Offer_Letter_Personal_Loan/33019842/'" w:xpath="/ns0:NavWordReportXmlPart[1]/ns0:Employee_Loan_Advance[1]/ns0:EmployeeName[1]" w:storeItemID="{8DF3BAD1-3F88-44BC-8A1C-343119BF22B0}"/>
+        <w:dataBinding w:prefixMappings="xmlns:ns0='urn:microsoft-dynamics-nav/reports/Offer_Letter_Personal_Loan/50041/'" w:xpath="/ns0:NavWordReportXmlPart[1]/ns0:Employee_Loan_Advance[1]/ns0:EmployeeName[1]" w:storeItemID="{8DF3BAD1-3F88-44BC-8A1C-343119BF22B0}"/>
         <w:text/>
       </w:sdtPr>
       <w:sdtEndPr/>
@@ -275,12 +275,12 @@
             <w:szCs w:val="18"/>
           </w:rPr>
           <w:alias w:val="#Nav: /Employee_Loan_Advance/EmployeeCode"/>
-          <w:tag w:val="#Nav: Offer_Letter_Personal_Loan/33019842"/>
+          <w:tag w:val="#Nav: Offer_Letter_Personal_Loan/50041"/>
           <w:id w:val="-356347816"/>
           <w:placeholder>
             <w:docPart w:val="DefaultPlaceholder_1081868574"/>
           </w:placeholder>
-          <w:dataBinding w:prefixMappings="xmlns:ns0='urn:microsoft-dynamics-nav/reports/Offer_Letter_Personal_Loan/33019842/'" w:xpath="/ns0:NavWordReportXmlPart[1]/ns0:Employee_Loan_Advance[1]/ns0:EmployeeCode[1]" w:storeItemID="{8DF3BAD1-3F88-44BC-8A1C-343119BF22B0}"/>
+          <w:dataBinding w:prefixMappings="xmlns:ns0='urn:microsoft-dynamics-nav/reports/Offer_Letter_Personal_Loan/50041/'" w:xpath="/ns0:NavWordReportXmlPart[1]/ns0:Employee_Loan_Advance[1]/ns0:EmployeeCode[1]" w:storeItemID="{8DF3BAD1-3F88-44BC-8A1C-343119BF22B0}"/>
           <w:text/>
         </w:sdtPr>
         <w:sdtEndPr/>
@@ -1291,12 +1291,12 @@
             <w:szCs w:val="20"/>
           </w:rPr>
           <w:alias w:val="#Nav: /Employee_Loan_Advance/EmployeeName"/>
-          <w:tag w:val="#Nav: Offer_Letter_Personal_Loan/33019842"/>
+          <w:tag w:val="#Nav: Offer_Letter_Personal_Loan/50041"/>
           <w:id w:val="2130516058"/>
           <w:placeholder>
             <w:docPart w:val="DefaultPlaceholder_1081868574"/>
           </w:placeholder>
-          <w:dataBinding w:prefixMappings="xmlns:ns0='urn:microsoft-dynamics-nav/reports/Offer_Letter_Personal_Loan/33019842/'" w:xpath="/ns0:NavWordReportXmlPart[1]/ns0:Employee_Loan_Advance[1]/ns0:EmployeeName[1]" w:storeItemID="{8DF3BAD1-3F88-44BC-8A1C-343119BF22B0}"/>
+          <w:dataBinding w:prefixMappings="xmlns:ns0='urn:microsoft-dynamics-nav/reports/Offer_Letter_Personal_Loan/50041/'" w:xpath="/ns0:NavWordReportXmlPart[1]/ns0:Employee_Loan_Advance[1]/ns0:EmployeeName[1]" w:storeItemID="{8DF3BAD1-3F88-44BC-8A1C-343119BF22B0}"/>
           <w:text/>
         </w:sdtPr>
         <w:sdtEndPr/>
@@ -2081,12 +2081,12 @@
             <w:szCs w:val="16"/>
           </w:rPr>
           <w:alias w:val="#Nav: /Employee_Loan_Advance/DisbursedAmount"/>
-          <w:tag w:val="#Nav: Offer_Letter_Personal_Loan/33019842"/>
+          <w:tag w:val="#Nav: Offer_Letter_Personal_Loan/50041"/>
           <w:id w:val="1111788637"/>
           <w:placeholder>
             <w:docPart w:val="DefaultPlaceholder_1081868574"/>
           </w:placeholder>
-          <w:dataBinding w:prefixMappings="xmlns:ns0='urn:microsoft-dynamics-nav/reports/Offer_Letter_Personal_Loan/33019842/'" w:xpath="/ns0:NavWordReportXmlPart[1]/ns0:Employee_Loan_Advance[1]/ns0:DisbursedAmount[1]" w:storeItemID="{8DF3BAD1-3F88-44BC-8A1C-343119BF22B0}"/>
+          <w:dataBinding w:prefixMappings="xmlns:ns0='urn:microsoft-dynamics-nav/reports/Offer_Letter_Personal_Loan/50041/'" w:xpath="/ns0:NavWordReportXmlPart[1]/ns0:Employee_Loan_Advance[1]/ns0:DisbursedAmount[1]" w:storeItemID="{8DF3BAD1-3F88-44BC-8A1C-343119BF22B0}"/>
           <w:text/>
         </w:sdtPr>
         <w:sdtEndPr/>
@@ -2166,12 +2166,12 @@
             <w:w w:val="105"/>
           </w:rPr>
           <w:alias w:val="#Nav: /Employee_Loan_Advance/AmountInWordsNepali"/>
-          <w:tag w:val="#Nav: Offer_Letter_Personal_Loan/33019842"/>
+          <w:tag w:val="#Nav: Offer_Letter_Personal_Loan/50041"/>
           <w:id w:val="891164285"/>
           <w:placeholder>
             <w:docPart w:val="DefaultPlaceholder_1081868574"/>
           </w:placeholder>
-          <w:dataBinding w:prefixMappings="xmlns:ns0='urn:microsoft-dynamics-nav/reports/Offer_Letter_Personal_Loan/33019842/'" w:xpath="/ns0:NavWordReportXmlPart[1]/ns0:Employee_Loan_Advance[1]/ns0:AmountInWordsNepali[1]" w:storeItemID="{8DF3BAD1-3F88-44BC-8A1C-343119BF22B0}"/>
+          <w:dataBinding w:prefixMappings="xmlns:ns0='urn:microsoft-dynamics-nav/reports/Offer_Letter_Personal_Loan/50041/'" w:xpath="/ns0:NavWordReportXmlPart[1]/ns0:Employee_Loan_Advance[1]/ns0:AmountInWordsNepali[1]" w:storeItemID="{8DF3BAD1-3F88-44BC-8A1C-343119BF22B0}"/>
           <w:text/>
         </w:sdtPr>
         <w:sdtEndPr/>
@@ -2438,10 +2438,10 @@
           <w:placeholder>
             <w:docPart w:val="DefaultPlaceholder_1081868574"/>
           </w:placeholder>
-          <w:dataBinding w:prefixMappings="xmlns:ns0='urn:microsoft-dynamics-nav/reports/Offer_Letter_Personal_Loan/33019842/'" w:xpath="/ns0:NavWordReportXmlPart[1]/ns0:Employee_Loan_Advance[1]/ns0:InterestRate_EmployeeLoanAdvance[1]" w:storeItemID="{8DF3BAD1-3F88-44BC-8A1C-343119BF22B0}"/>
+          <w:dataBinding w:prefixMappings="xmlns:ns0='urn:microsoft-dynamics-nav/reports/Offer_Letter_Personal_Loan/50041/'" w:xpath="/ns0:NavWordReportXmlPart[1]/ns0:Employee_Loan_Advance[1]/ns0:InterestRate_EmployeeLoanAdvance[1]" w:storeItemID="{8DF3BAD1-3F88-44BC-8A1C-343119BF22B0}"/>
           <w:text/>
           <w:alias w:val="#Nav: /Employee_Loan_Advance/InterestRate_EmployeeLoanAdvance"/>
-          <w:tag w:val="#Nav: Offer_Letter_Personal_Loan/33019842"/>
+          <w:tag w:val="#Nav: Offer_Letter_Personal_Loan/50041"/>
         </w:sdtPr>
         <w:sdtEndPr/>
         <w:sdtContent>
@@ -19888,12 +19888,12 @@
           <w:szCs w:val="20"/>
         </w:rPr>
         <w:alias w:val="#Nav: /Employee_Loan_Advance/EmployeeName"/>
-        <w:tag w:val="#Nav: Offer_Letter_Personal_Loan/33019842"/>
+        <w:tag w:val="#Nav: Offer_Letter_Personal_Loan/50041"/>
         <w:id w:val="421922425"/>
         <w:placeholder>
           <w:docPart w:val="DefaultPlaceholder_1081868574"/>
         </w:placeholder>
-        <w:dataBinding w:prefixMappings="xmlns:ns0='urn:microsoft-dynamics-nav/reports/Offer_Letter_Personal_Loan/33019842/'" w:xpath="/ns0:NavWordReportXmlPart[1]/ns0:Employee_Loan_Advance[1]/ns0:EmployeeName[1]" w:storeItemID="{8DF3BAD1-3F88-44BC-8A1C-343119BF22B0}"/>
+        <w:dataBinding w:prefixMappings="xmlns:ns0='urn:microsoft-dynamics-nav/reports/Offer_Letter_Personal_Loan/50041/'" w:xpath="/ns0:NavWordReportXmlPart[1]/ns0:Employee_Loan_Advance[1]/ns0:EmployeeName[1]" w:storeItemID="{8DF3BAD1-3F88-44BC-8A1C-343119BF22B0}"/>
         <w:text/>
       </w:sdtPr>
       <w:sdtEndPr/>
@@ -21672,9 +21672,9 @@
 </a:theme>
 </file>
 
-<file path=customXML/item2.xml>��< ? x m l   v e r s i o n = " 1 . 0 "   e n c o d i n g = " u t f - 1 6 " ? > +<file path=customXml/item2.xml>��< ? x m l   v e r s i o n = " 1 . 0 "   e n c o d i n g = " u t f - 1 6 " ? >   
- < N a v W o r d R e p o r t X m l P a r t   x m l n s = " u r n : m i c r o s o f t - d y n a m i c s - n a v / r e p o r t s / O f f e r _ L e t t e r _ P e r s o n a l _ L o a n / 3 3 0 1 9 8 4 2 / " > + < N a v W o r d R e p o r t X m l P a r t   x m l n s = " u r n : m i c r o s o f t - d y n a m i c s - n a v / r e p o r t s / O f f e r _ L e t t e r _ P e r s o n a l _ L o a n / 5 0 0 4 1 / " >   
      < E m p l o y e e _ L o a n _ A d v a n c e >   
